--- a/RVfpga/RVfpgaEL2/RVfpga_NexysVideo-NoDDR/Labs/RVfpgaLabsSolutions/Lab13/RVfpga_Lab13_VeeR-EL2_NexysVideo-NoDDR_Solutions.docx
+++ b/RVfpga/RVfpgaEL2/RVfpga_NexysVideo-NoDDR/Labs/RVfpgaLabsSolutions/Lab13/RVfpga_Lab13_VeeR-EL2_NexysVideo-NoDDR_Solutions.docx
@@ -383,7 +383,7 @@
           <w:lang w:val="es-ES" w:eastAsia="es-ES"/>
         </w:rPr>
         <w:drawing>
-          <wp:inline distT="0" distB="0" distL="0" distR="0" wp14:anchorId="09935D1C" wp14:editId="5A12B285">
+          <wp:inline distT="0" distB="0" distL="0" distR="0" wp14:anchorId="09935D1C" wp14:editId="65FAB6C3">
             <wp:extent cx="5724524" cy="123825"/>
             <wp:effectExtent l="0" t="0" r="0" b="0"/>
             <wp:docPr id="1526211118" name="Imagen 1526211118"/>
@@ -430,7 +430,7 @@
           <w:lang w:val="es-ES" w:eastAsia="es-ES"/>
         </w:rPr>
         <w:drawing>
-          <wp:inline distT="0" distB="0" distL="0" distR="0" wp14:anchorId="6024C968" wp14:editId="0A78DF14">
+          <wp:inline distT="0" distB="0" distL="0" distR="0" wp14:anchorId="6024C968" wp14:editId="2A56FB7D">
             <wp:extent cx="5724524" cy="123825"/>
             <wp:effectExtent l="0" t="0" r="0" b="0"/>
             <wp:docPr id="872254818" name="Imagen 872254818"/>
@@ -1121,7 +1121,7 @@
           <w:lang w:val="es-ES" w:eastAsia="es-ES"/>
         </w:rPr>
         <w:drawing>
-          <wp:inline distT="0" distB="0" distL="0" distR="0" wp14:anchorId="5FE2CBB0" wp14:editId="0171EC0A">
+          <wp:inline distT="0" distB="0" distL="0" distR="0" wp14:anchorId="5FE2CBB0" wp14:editId="4542AF97">
             <wp:extent cx="5724524" cy="123825"/>
             <wp:effectExtent l="0" t="0" r="0" b="0"/>
             <wp:docPr id="81597130" name="Imagen 81597130"/>
@@ -1168,7 +1168,7 @@
           <w:lang w:val="es-ES" w:eastAsia="es-ES"/>
         </w:rPr>
         <w:drawing>
-          <wp:inline distT="0" distB="0" distL="0" distR="0" wp14:anchorId="525226CD" wp14:editId="072DC1D6">
+          <wp:inline distT="0" distB="0" distL="0" distR="0" wp14:anchorId="525226CD" wp14:editId="14D833AA">
             <wp:extent cx="5724524" cy="133350"/>
             <wp:effectExtent l="0" t="0" r="0" b="0"/>
             <wp:docPr id="1303128308" name="Imagen 1303128308"/>
@@ -1728,22 +1728,37 @@
           <w:rFonts w:cs="Arial"/>
           <w:color w:val="00000A"/>
         </w:rPr>
-      </w:r>
-      <w:r>
-        <w:rPr>
-          <w:rFonts w:cs="Arial"/>
-          <w:color w:val="00000A"/>
-        </w:rPr>
         <w:fldChar w:fldCharType="separate"/>
       </w:r>
       <w:r>
-        <w:t xml:space="preserve">Figure </w:t>
-      </w:r>
-      <w:r>
-        <w:rPr>
-          <w:noProof/>
-        </w:rPr>
-        <w:t>9</w:t>
+        <w:rPr>
+          <w:rFonts w:cs="Arial" w:hint="eastAsia"/>
+          <w:b/>
+          <w:bCs/>
+          <w:color w:val="00000A"/>
+          <w:lang w:eastAsia="zh-CN"/>
+        </w:rPr>
+        <w:t>错误</w:t>
+      </w:r>
+      <w:r>
+        <w:rPr>
+          <w:rFonts w:cs="Arial" w:hint="eastAsia"/>
+          <w:b/>
+          <w:bCs/>
+          <w:color w:val="00000A"/>
+          <w:lang w:eastAsia="zh-CN"/>
+        </w:rPr>
+        <w:t>!</w:t>
+      </w:r>
+      <w:r>
+        <w:rPr>
+          <w:rFonts w:cs="Arial" w:hint="eastAsia"/>
+          <w:b/>
+          <w:bCs/>
+          <w:color w:val="00000A"/>
+          <w:lang w:eastAsia="zh-CN"/>
+        </w:rPr>
+        <w:t>未找到引用源。</w:t>
       </w:r>
       <w:r>
         <w:rPr>
